--- a/Entregas/Sprint 2/Desenvolvimento Backend/H5 - Implementar pipeline de síntese via LLM/PSP2 - S2T23 - Cadeia de Prompts.docx
+++ b/Entregas/Sprint 2/Desenvolvimento Backend/H5 - Implementar pipeline de síntese via LLM/PSP2 - S2T23 - Cadeia de Prompts.docx
@@ -46,6 +46,62 @@
       </w:pPr>
       <w:r>
         <w:t xml:space="preserve"/>
+      </w:r>
+    </w:p>
+    <w:p>
+      <w:pPr>
+        <w:pStyle w:val="Heading2"/>
+        <w:spacing w:after="180" w:before="120"/>
+      </w:pPr>
+      <w:r>
+        <w:rPr>
+          <w:rFonts w:ascii="Arial" w:cs="Arial" w:eastAsia="Arial" w:hAnsi="Arial"/>
+          <w:b/>
+          <w:bCs/>
+          <w:color w:val="1F3864"/>
+          <w:sz w:val="28"/>
+          <w:szCs w:val="28"/>
+        </w:rPr>
+        <w:t xml:space="preserve">📖 Em palavras simples</w:t>
+      </w:r>
+    </w:p>
+    <w:p>
+      <w:pPr>
+        <w:spacing w:after="180"/>
+      </w:pPr>
+      <w:r>
+        <w:rPr>
+          <w:rFonts w:ascii="Arial" w:cs="Arial" w:eastAsia="Arial" w:hAnsi="Arial"/>
+          <w:sz w:val="22"/>
+          <w:szCs w:val="22"/>
+        </w:rPr>
+        <w:t xml:space="preserve">Essa entrega liga os três estágios da IA na ordem certa: primeiro a IA olha o documento e descobre o que é (classifica); depois resume o conteúdo (sintetiza); por último gera versões reduzidas pra revisão e cola (comprime). Cada estágio usa um modelo de IA diferente, escolhido por custo e qualidade.</w:t>
+      </w:r>
+    </w:p>
+    <w:p>
+      <w:pPr>
+        <w:spacing w:after="180"/>
+      </w:pPr>
+      <w:r>
+        <w:rPr>
+          <w:rFonts w:ascii="Arial" w:cs="Arial" w:eastAsia="Arial" w:hAnsi="Arial"/>
+          <w:sz w:val="22"/>
+          <w:szCs w:val="22"/>
+        </w:rPr>
+        <w:t xml:space="preserve">A “cadeia” importa porque o output de um estágio vira input do próximo. A classificação fala “isso é uma aula de Física 3 do dia 24/03”; a síntese usa essa informação pra escrever o resumo no estilo de aula; a compressão usa o resumo pra gerar a cola. Se o primeiro errar, tudo desanda — por isso cada estágio é validado antes de passar pro próximo.</w:t>
+      </w:r>
+    </w:p>
+    <w:p>
+      <w:pPr>
+        <w:spacing w:after="180"/>
+      </w:pPr>
+      <w:r>
+        <w:rPr>
+          <w:rFonts w:ascii="Arial" w:cs="Arial" w:eastAsia="Arial" w:hAnsi="Arial"/>
+          <w:sz w:val="22"/>
+          <w:szCs w:val="22"/>
+        </w:rPr>
+        <w:t xml:space="preserve">Por que isso importa? Essa é a tarefa mais crítica da Sprint 2 (8 pontos de Planning Poker). É aqui que o produto deixa de ser “upload de arquivo + IA” e vira um pipeline de fato, com cada estágio fazendo o que sabe fazer melhor. Sem isso, não há produto.</w:t>
       </w:r>
     </w:p>
     <w:p>
